--- a/IS683_-_Exam_1_Spring_2013.docx
+++ b/IS683_-_Exam_1_Spring_2013.docx
@@ -569,7 +569,7 @@
                         <a:effectLst/>
                         <a:extLst>
                           <a:ext uri="{C572A759-6A51-4108-AA02-DFA0A04FC94B}">
-                            <ma14:wrappingTextBoxFlag xmlns:ma14="http://schemas.microsoft.com/office/mac/drawingml/2011/main" xmlns:w="http://schemas.openxmlformats.org/wordprocessingml/2006/main" xmlns:w10="urn:schemas-microsoft-com:office:word" xmlns:v="urn:schemas-microsoft-com:vml" xmlns:o="urn:schemas-microsoft-com:office:office" xmlns:mv="urn:schemas-microsoft-com:mac:vml" xmlns:mo="http://schemas.microsoft.com/office/mac/office/2008/main" xmlns=""/>
+                            <ma14:wrappingTextBoxFlag xmlns="" xmlns:mo="http://schemas.microsoft.com/office/mac/office/2008/main" xmlns:mv="urn:schemas-microsoft-com:mac:vml" xmlns:o="urn:schemas-microsoft-com:office:office" xmlns:v="urn:schemas-microsoft-com:vml" xmlns:w10="urn:schemas-microsoft-com:office:word" xmlns:w="http://schemas.openxmlformats.org/wordprocessingml/2006/main" xmlns:ma14="http://schemas.microsoft.com/office/mac/drawingml/2011/main"/>
                           </a:ext>
                         </a:extLst>
                       </wps:spPr>
@@ -677,7 +677,7 @@
                         <a:effectLst/>
                         <a:extLst>
                           <a:ext uri="{C572A759-6A51-4108-AA02-DFA0A04FC94B}">
-                            <ma14:wrappingTextBoxFlag xmlns:ma14="http://schemas.microsoft.com/office/mac/drawingml/2011/main" xmlns:w="http://schemas.openxmlformats.org/wordprocessingml/2006/main" xmlns:w10="urn:schemas-microsoft-com:office:word" xmlns:v="urn:schemas-microsoft-com:vml" xmlns:o="urn:schemas-microsoft-com:office:office" xmlns:mv="urn:schemas-microsoft-com:mac:vml" xmlns:mo="http://schemas.microsoft.com/office/mac/office/2008/main" xmlns=""/>
+                            <ma14:wrappingTextBoxFlag xmlns="" xmlns:mo="http://schemas.microsoft.com/office/mac/office/2008/main" xmlns:mv="urn:schemas-microsoft-com:mac:vml" xmlns:o="urn:schemas-microsoft-com:office:office" xmlns:v="urn:schemas-microsoft-com:vml" xmlns:w10="urn:schemas-microsoft-com:office:word" xmlns:w="http://schemas.openxmlformats.org/wordprocessingml/2006/main" xmlns:ma14="http://schemas.microsoft.com/office/mac/drawingml/2011/main"/>
                           </a:ext>
                         </a:extLst>
                       </wps:spPr>
@@ -796,7 +796,7 @@
               </wp:anchor>
             </w:drawing>
           </mc:Choice>
-          <mc:Fallback xmlns:mv="urn:schemas-microsoft-com:mac:vml" xmlns:mo="http://schemas.microsoft.com/office/mac/office/2008/main">
+          <mc:Fallback xmlns:mo="http://schemas.microsoft.com/office/mac/office/2008/main" xmlns:mv="urn:schemas-microsoft-com:mac:vml">
             <w:pict>
               <v:shapetype id="_x0000_t32" coordsize="21600,21600" o:spt="32" o:oned="t" path="m0,0l21600,21600e" filled="f">
                 <v:path arrowok="t" fillok="f" o:connecttype="none"/>
@@ -869,7 +869,7 @@
               </wp:anchor>
             </w:drawing>
           </mc:Choice>
-          <mc:Fallback xmlns:mv="urn:schemas-microsoft-com:mac:vml" xmlns:mo="http://schemas.microsoft.com/office/mac/office/2008/main">
+          <mc:Fallback xmlns:mo="http://schemas.microsoft.com/office/mac/office/2008/main" xmlns:mv="urn:schemas-microsoft-com:mac:vml">
             <w:pict>
               <v:shape id="Straight Arrow Connector 2" o:spid="_x0000_s1026" type="#_x0000_t32" style="position:absolute;margin-left:27pt;margin-top:29.4pt;width:63pt;height:27pt;flip:x;z-index:251660288;visibility:visible;mso-wrap-style:square;mso-wrap-distance-left:9pt;mso-wrap-distance-top:0;mso-wrap-distance-right:9pt;mso-wrap-distance-bottom:0;mso-position-horizontal:absolute;mso-position-horizontal-relative:text;mso-position-vertical:absolute;mso-position-vertical-relative:text" o:gfxdata="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" strokecolor="#4f81bd [3204]" strokeweight="2pt">
                 <v:stroke endarrow="open"/>
@@ -1867,6 +1867,7 @@
           <w:sz w:val="22"/>
           <w:szCs w:val="22"/>
         </w:rPr>
+        <w:lastRenderedPageBreak/>
         <w:t xml:space="preserve">Layout </w:t>
       </w:r>
       <w:r>
@@ -2341,6 +2342,7 @@
           <w:sz w:val="22"/>
           <w:szCs w:val="22"/>
         </w:rPr>
+        <w:lastRenderedPageBreak/>
         <w:t>Audience Analysis</w:t>
       </w:r>
       <w:r>
@@ -2679,6 +2681,7 @@
         <w:jc w:val="center"/>
       </w:pPr>
       <w:r>
+        <w:lastRenderedPageBreak/>
         <w:t>Exam 1 Answer Sheet</w:t>
       </w:r>
     </w:p>
@@ -3031,15 +3034,9 @@
         <w:t xml:space="preserve"> That is,</w:t>
       </w:r>
       <w:r>
-        <w:rPr>
-          <w:rStyle w:val="BalloonText"/>
-        </w:rPr>
         <w:t xml:space="preserve"> </w:t>
       </w:r>
       <w:r>
-        <w:rPr>
-          <w:rStyle w:val="BalloonText"/>
-        </w:rPr>
         <w:t>“</w:t>
       </w:r>
       <w:r>
@@ -3369,10 +3366,7 @@
         <w:t xml:space="preserve"> a paragraph tag,</w:t>
       </w:r>
       <w:r>
-        <w:t xml:space="preserve"> </w:t>
-      </w:r>
-      <w:r>
-        <w:t>are used to define HTML headings</w:t>
+        <w:t xml:space="preserve"> are used to define HTML headings</w:t>
       </w:r>
       <w:r>
         <w:t>.</w:t>
@@ -3461,6 +3455,7 @@
     </w:p>
     <w:p>
       <w:r>
+        <w:lastRenderedPageBreak/>
         <w:t xml:space="preserve">     (iv) &lt;div style="</w:t>
       </w:r>
       <w:proofErr w:type="spellStart"/>
@@ -3474,47 +3469,40 @@
       <w:proofErr w:type="spellEnd"/>
       <w:proofErr w:type="gramEnd"/>
       <w:r>
+        <w:t xml:space="preserve"> "&gt;</w:t>
+      </w:r>
+    </w:p>
+    <w:p>
+      <w:r>
+        <w:t xml:space="preserve">  </w:t>
+      </w:r>
+      <w:r>
+        <w:tab/>
+        <w:t>&lt;h3&gt;</w:t>
+      </w:r>
+      <w:proofErr w:type="gramStart"/>
+      <w:r>
+        <w:t>This</w:t>
+      </w:r>
+      <w:proofErr w:type="gramEnd"/>
+      <w:r>
+        <w:t xml:space="preserve"> is a heading&lt;/h3&gt;</w:t>
+      </w:r>
+    </w:p>
+    <w:p>
+      <w:r>
         <w:t xml:space="preserve"> </w:t>
       </w:r>
       <w:r>
-        <w:t>"&gt;</w:t>
-      </w:r>
-    </w:p>
-    <w:p>
-      <w:r>
-        <w:t xml:space="preserve">  </w:t>
-      </w:r>
-      <w:r>
         <w:tab/>
-      </w:r>
-      <w:r>
-        <w:t>&lt;h3&gt;</w:t>
+        <w:t xml:space="preserve"> &lt;p&gt;This is a paragraph</w:t>
       </w:r>
       <w:proofErr w:type="gramStart"/>
       <w:r>
-        <w:t>This</w:t>
+        <w:t>.&lt;</w:t>
       </w:r>
       <w:proofErr w:type="gramEnd"/>
       <w:r>
-        <w:t xml:space="preserve"> is a heading&lt;/h3&gt;</w:t>
-      </w:r>
-    </w:p>
-    <w:p>
-      <w:r>
-        <w:t xml:space="preserve"> </w:t>
-      </w:r>
-      <w:r>
-        <w:tab/>
-      </w:r>
-      <w:r>
-        <w:t xml:space="preserve"> &lt;p&gt;This is a paragraph</w:t>
-      </w:r>
-      <w:proofErr w:type="gramStart"/>
-      <w:r>
-        <w:t>.&lt;</w:t>
-      </w:r>
-      <w:proofErr w:type="gramEnd"/>
-      <w:r>
         <w:t>/p&gt;</w:t>
       </w:r>
     </w:p>
@@ -3531,10 +3519,7 @@
         <w:ind w:firstLine="720"/>
       </w:pPr>
       <w:r>
-        <w:t>T</w:t>
-      </w:r>
-      <w:r>
-        <w:t>he &lt;div&gt; tag defines a division or a section in an HTML document.</w:t>
+        <w:t>The &lt;div&gt; tag defines a division or a section in an HTML document.</w:t>
       </w:r>
     </w:p>
     <w:p>
@@ -3616,6 +3601,16 @@
           <w:shd w:val="clear" w:color="auto" w:fill="FFFFFF"/>
         </w:rPr>
         <w:tab/>
+        <w:t>&lt;li&gt;Yellow&lt;/li&gt;</w:t>
+      </w:r>
+      <w:r>
+        <w:rPr>
+          <w:rFonts w:ascii="Courier New" w:hAnsi="Courier New" w:cs="Courier New"/>
+          <w:color w:val="000000"/>
+          <w:sz w:val="20"/>
+          <w:szCs w:val="20"/>
+        </w:rPr>
+        <w:br/>
       </w:r>
       <w:r>
         <w:rPr>
@@ -3625,7 +3620,7 @@
           <w:szCs w:val="20"/>
           <w:shd w:val="clear" w:color="auto" w:fill="FFFFFF"/>
         </w:rPr>
-        <w:t>&lt;li&gt;</w:t>
+        <w:t xml:space="preserve">  </w:t>
       </w:r>
       <w:r>
         <w:rPr>
@@ -3635,7 +3630,7 @@
           <w:szCs w:val="20"/>
           <w:shd w:val="clear" w:color="auto" w:fill="FFFFFF"/>
         </w:rPr>
-        <w:t>Yellow</w:t>
+        <w:tab/>
       </w:r>
       <w:r>
         <w:rPr>
@@ -3645,7 +3640,8 @@
           <w:szCs w:val="20"/>
           <w:shd w:val="clear" w:color="auto" w:fill="FFFFFF"/>
         </w:rPr>
-        <w:t>&lt;/li&gt;</w:t>
+        <w:tab/>
+        <w:t>&lt;li&gt;Fellow&lt;/li&gt;</w:t>
       </w:r>
       <w:r>
         <w:rPr>
@@ -3685,7 +3681,9 @@
           <w:shd w:val="clear" w:color="auto" w:fill="FFFFFF"/>
         </w:rPr>
         <w:tab/>
-      </w:r>
+        <w:t>&lt;li&gt;</w:t>
+      </w:r>
+      <w:proofErr w:type="spellStart"/>
       <w:r>
         <w:rPr>
           <w:rFonts w:ascii="Courier New" w:hAnsi="Courier New" w:cs="Courier New"/>
@@ -3694,8 +3692,9 @@
           <w:szCs w:val="20"/>
           <w:shd w:val="clear" w:color="auto" w:fill="FFFFFF"/>
         </w:rPr>
-        <w:t>&lt;li&gt;</w:t>
-      </w:r>
+        <w:t>Nellow</w:t>
+      </w:r>
+      <w:proofErr w:type="spellEnd"/>
       <w:r>
         <w:rPr>
           <w:rFonts w:ascii="Courier New" w:hAnsi="Courier New" w:cs="Courier New"/>
@@ -3704,7 +3703,16 @@
           <w:szCs w:val="20"/>
           <w:shd w:val="clear" w:color="auto" w:fill="FFFFFF"/>
         </w:rPr>
-        <w:t>Fellow</w:t>
+        <w:t>&lt;/li&gt;</w:t>
+      </w:r>
+      <w:r>
+        <w:rPr>
+          <w:rFonts w:ascii="Courier New" w:hAnsi="Courier New" w:cs="Courier New"/>
+          <w:color w:val="000000"/>
+          <w:sz w:val="20"/>
+          <w:szCs w:val="20"/>
+        </w:rPr>
+        <w:br/>
       </w:r>
       <w:r>
         <w:rPr>
@@ -3714,17 +3722,9 @@
           <w:szCs w:val="20"/>
           <w:shd w:val="clear" w:color="auto" w:fill="FFFFFF"/>
         </w:rPr>
-        <w:t>&lt;/li&gt;</w:t>
-      </w:r>
-      <w:r>
-        <w:rPr>
-          <w:rFonts w:ascii="Courier New" w:hAnsi="Courier New" w:cs="Courier New"/>
-          <w:color w:val="000000"/>
-          <w:sz w:val="20"/>
-          <w:szCs w:val="20"/>
-        </w:rPr>
-        <w:br/>
-      </w:r>
+        <w:t xml:space="preserve">   &lt;/</w:t>
+      </w:r>
+      <w:proofErr w:type="spellStart"/>
       <w:r>
         <w:rPr>
           <w:rFonts w:ascii="Courier New" w:hAnsi="Courier New" w:cs="Courier New"/>
@@ -3733,8 +3733,9 @@
           <w:szCs w:val="20"/>
           <w:shd w:val="clear" w:color="auto" w:fill="FFFFFF"/>
         </w:rPr>
-        <w:t xml:space="preserve">  </w:t>
-      </w:r>
+        <w:t>ol</w:t>
+      </w:r>
+      <w:proofErr w:type="spellEnd"/>
       <w:r>
         <w:rPr>
           <w:rFonts w:ascii="Courier New" w:hAnsi="Courier New" w:cs="Courier New"/>
@@ -3743,99 +3744,6 @@
           <w:szCs w:val="20"/>
           <w:shd w:val="clear" w:color="auto" w:fill="FFFFFF"/>
         </w:rPr>
-        <w:tab/>
-      </w:r>
-      <w:r>
-        <w:rPr>
-          <w:rFonts w:ascii="Courier New" w:hAnsi="Courier New" w:cs="Courier New"/>
-          <w:color w:val="000000"/>
-          <w:sz w:val="20"/>
-          <w:szCs w:val="20"/>
-          <w:shd w:val="clear" w:color="auto" w:fill="FFFFFF"/>
-        </w:rPr>
-        <w:tab/>
-      </w:r>
-      <w:r>
-        <w:rPr>
-          <w:rFonts w:ascii="Courier New" w:hAnsi="Courier New" w:cs="Courier New"/>
-          <w:color w:val="000000"/>
-          <w:sz w:val="20"/>
-          <w:szCs w:val="20"/>
-          <w:shd w:val="clear" w:color="auto" w:fill="FFFFFF"/>
-        </w:rPr>
-        <w:t>&lt;li&gt;</w:t>
-      </w:r>
-      <w:proofErr w:type="spellStart"/>
-      <w:r>
-        <w:rPr>
-          <w:rFonts w:ascii="Courier New" w:hAnsi="Courier New" w:cs="Courier New"/>
-          <w:color w:val="000000"/>
-          <w:sz w:val="20"/>
-          <w:szCs w:val="20"/>
-          <w:shd w:val="clear" w:color="auto" w:fill="FFFFFF"/>
-        </w:rPr>
-        <w:t>Nellow</w:t>
-      </w:r>
-      <w:proofErr w:type="spellEnd"/>
-      <w:r>
-        <w:rPr>
-          <w:rFonts w:ascii="Courier New" w:hAnsi="Courier New" w:cs="Courier New"/>
-          <w:color w:val="000000"/>
-          <w:sz w:val="20"/>
-          <w:szCs w:val="20"/>
-          <w:shd w:val="clear" w:color="auto" w:fill="FFFFFF"/>
-        </w:rPr>
-        <w:t>&lt;/li&gt;</w:t>
-      </w:r>
-      <w:r>
-        <w:rPr>
-          <w:rFonts w:ascii="Courier New" w:hAnsi="Courier New" w:cs="Courier New"/>
-          <w:color w:val="000000"/>
-          <w:sz w:val="20"/>
-          <w:szCs w:val="20"/>
-        </w:rPr>
-        <w:br/>
-      </w:r>
-      <w:r>
-        <w:rPr>
-          <w:rFonts w:ascii="Courier New" w:hAnsi="Courier New" w:cs="Courier New"/>
-          <w:color w:val="000000"/>
-          <w:sz w:val="20"/>
-          <w:szCs w:val="20"/>
-          <w:shd w:val="clear" w:color="auto" w:fill="FFFFFF"/>
-        </w:rPr>
-        <w:t xml:space="preserve">   </w:t>
-      </w:r>
-      <w:r>
-        <w:rPr>
-          <w:rFonts w:ascii="Courier New" w:hAnsi="Courier New" w:cs="Courier New"/>
-          <w:color w:val="000000"/>
-          <w:sz w:val="20"/>
-          <w:szCs w:val="20"/>
-          <w:shd w:val="clear" w:color="auto" w:fill="FFFFFF"/>
-        </w:rPr>
-        <w:t>&lt;/</w:t>
-      </w:r>
-      <w:proofErr w:type="spellStart"/>
-      <w:r>
-        <w:rPr>
-          <w:rFonts w:ascii="Courier New" w:hAnsi="Courier New" w:cs="Courier New"/>
-          <w:color w:val="000000"/>
-          <w:sz w:val="20"/>
-          <w:szCs w:val="20"/>
-          <w:shd w:val="clear" w:color="auto" w:fill="FFFFFF"/>
-        </w:rPr>
-        <w:t>ol</w:t>
-      </w:r>
-      <w:proofErr w:type="spellEnd"/>
-      <w:r>
-        <w:rPr>
-          <w:rFonts w:ascii="Courier New" w:hAnsi="Courier New" w:cs="Courier New"/>
-          <w:color w:val="000000"/>
-          <w:sz w:val="20"/>
-          <w:szCs w:val="20"/>
-          <w:shd w:val="clear" w:color="auto" w:fill="FFFFFF"/>
-        </w:rPr>
         <w:t>&gt;</w:t>
       </w:r>
     </w:p>
@@ -3857,10 +3765,7 @@
       </w:r>
       <w:proofErr w:type="spellEnd"/>
       <w:r>
-        <w:t>&gt;</w:t>
-      </w:r>
-      <w:r>
-        <w:t xml:space="preserve"> defines the ordered list and the &lt;li&gt; tag defines a list item.</w:t>
+        <w:t>&gt; defines the ordered list and the &lt;li&gt; tag defines a list item.</w:t>
       </w:r>
     </w:p>
     <w:p>
@@ -3992,14 +3897,7 @@
           <w:sz w:val="22"/>
           <w:szCs w:val="22"/>
         </w:rPr>
-        <w:t>referred</w:t>
-      </w:r>
-      <w:r>
-        <w:rPr>
-          <w:sz w:val="22"/>
-          <w:szCs w:val="22"/>
-        </w:rPr>
-        <w:t xml:space="preserve"> as Property</w:t>
+        <w:t>referred as Property</w:t>
       </w:r>
       <w:r>
         <w:rPr>
@@ -4014,24 +3912,14 @@
         <w:t xml:space="preserve">4.  </w:t>
       </w:r>
       <w:r>
-        <w:t xml:space="preserve">#666: </w:t>
-      </w:r>
-      <w:r>
-        <w:t xml:space="preserve">is </w:t>
-      </w:r>
-      <w:r>
-        <w:rPr>
-          <w:sz w:val="22"/>
-          <w:szCs w:val="22"/>
-        </w:rPr>
-        <w:t xml:space="preserve">referred as </w:t>
-      </w:r>
-      <w:r>
-        <w:rPr>
-          <w:sz w:val="22"/>
-          <w:szCs w:val="22"/>
-        </w:rPr>
-        <w:t>Value</w:t>
+        <w:t xml:space="preserve">#666: is </w:t>
+      </w:r>
+      <w:r>
+        <w:rPr>
+          <w:sz w:val="22"/>
+          <w:szCs w:val="22"/>
+        </w:rPr>
+        <w:t>referred as Value</w:t>
       </w:r>
       <w:r>
         <w:rPr>
@@ -4110,7 +3998,6 @@
     </w:p>
     <w:p>
       <w:r>
-        <w:lastRenderedPageBreak/>
         <w:t xml:space="preserve">2.  </w:t>
       </w:r>
       <w:r>
@@ -4166,10 +4053,7 @@
       </w:r>
       <w:proofErr w:type="spellEnd"/>
       <w:r>
-        <w:t xml:space="preserve"> in that </w:t>
-      </w:r>
-      <w:r>
-        <w:t>directory</w:t>
+        <w:t xml:space="preserve"> in that directory</w:t>
       </w:r>
       <w:r>
         <w:t>.</w:t>
@@ -4418,6 +4302,7 @@
         <w:rPr>
           <w:b/>
         </w:rPr>
+        <w:lastRenderedPageBreak/>
         <w:t>Typography Questions – 15 Points</w:t>
       </w:r>
     </w:p>
@@ -4529,7 +4414,6 @@
       </w:r>
     </w:p>
     <w:p>
-      <w:bookmarkStart w:id="0" w:name="_GoBack"/>
       <w:r>
         <w:t>At the offset, the foremost objective is to plan the redesign of the website which would be done as below:</w:t>
       </w:r>
@@ -4633,7 +4517,6 @@
         <w:t>The website style could still be maintained considering the look and feel of the website.</w:t>
       </w:r>
     </w:p>
-    <w:bookmarkEnd w:id="0"/>
     <w:p>
       <w:pPr>
         <w:rPr>
@@ -4725,6 +4608,15 @@
           <w:szCs w:val="22"/>
         </w:rPr>
       </w:pPr>
+      <w:r>
+        <w:rPr>
+          <w:sz w:val="22"/>
+          <w:szCs w:val="22"/>
+        </w:rPr>
+        <w:t>https://github.com/bb245/midterm</w:t>
+      </w:r>
+      <w:bookmarkStart w:id="0" w:name="_GoBack"/>
+      <w:bookmarkEnd w:id="0"/>
     </w:p>
     <w:sectPr>
       <w:pgSz w:w="12240" w:h="15840"/>

--- a/IS683_-_Exam_1_Spring_2013.docx
+++ b/IS683_-_Exam_1_Spring_2013.docx
@@ -569,7 +569,7 @@
                         <a:effectLst/>
                         <a:extLst>
                           <a:ext uri="{C572A759-6A51-4108-AA02-DFA0A04FC94B}">
-                            <ma14:wrappingTextBoxFlag xmlns="" xmlns:mo="http://schemas.microsoft.com/office/mac/office/2008/main" xmlns:mv="urn:schemas-microsoft-com:mac:vml" xmlns:o="urn:schemas-microsoft-com:office:office" xmlns:v="urn:schemas-microsoft-com:vml" xmlns:w10="urn:schemas-microsoft-com:office:word" xmlns:w="http://schemas.openxmlformats.org/wordprocessingml/2006/main" xmlns:ma14="http://schemas.microsoft.com/office/mac/drawingml/2011/main"/>
+                            <ma14:wrappingTextBoxFlag xmlns:ma14="http://schemas.microsoft.com/office/mac/drawingml/2011/main" xmlns:w="http://schemas.openxmlformats.org/wordprocessingml/2006/main" xmlns:w10="urn:schemas-microsoft-com:office:word" xmlns:v="urn:schemas-microsoft-com:vml" xmlns:o="urn:schemas-microsoft-com:office:office" xmlns:mv="urn:schemas-microsoft-com:mac:vml" xmlns:mo="http://schemas.microsoft.com/office/mac/office/2008/main" xmlns=""/>
                           </a:ext>
                         </a:extLst>
                       </wps:spPr>
@@ -677,7 +677,7 @@
                         <a:effectLst/>
                         <a:extLst>
                           <a:ext uri="{C572A759-6A51-4108-AA02-DFA0A04FC94B}">
-                            <ma14:wrappingTextBoxFlag xmlns="" xmlns:mo="http://schemas.microsoft.com/office/mac/office/2008/main" xmlns:mv="urn:schemas-microsoft-com:mac:vml" xmlns:o="urn:schemas-microsoft-com:office:office" xmlns:v="urn:schemas-microsoft-com:vml" xmlns:w10="urn:schemas-microsoft-com:office:word" xmlns:w="http://schemas.openxmlformats.org/wordprocessingml/2006/main" xmlns:ma14="http://schemas.microsoft.com/office/mac/drawingml/2011/main"/>
+                            <ma14:wrappingTextBoxFlag xmlns:ma14="http://schemas.microsoft.com/office/mac/drawingml/2011/main" xmlns:w="http://schemas.openxmlformats.org/wordprocessingml/2006/main" xmlns:w10="urn:schemas-microsoft-com:office:word" xmlns:v="urn:schemas-microsoft-com:vml" xmlns:o="urn:schemas-microsoft-com:office:office" xmlns:mv="urn:schemas-microsoft-com:mac:vml" xmlns:mo="http://schemas.microsoft.com/office/mac/office/2008/main" xmlns=""/>
                           </a:ext>
                         </a:extLst>
                       </wps:spPr>
@@ -796,7 +796,7 @@
               </wp:anchor>
             </w:drawing>
           </mc:Choice>
-          <mc:Fallback xmlns:mo="http://schemas.microsoft.com/office/mac/office/2008/main" xmlns:mv="urn:schemas-microsoft-com:mac:vml">
+          <mc:Fallback xmlns:mv="urn:schemas-microsoft-com:mac:vml" xmlns:mo="http://schemas.microsoft.com/office/mac/office/2008/main">
             <w:pict>
               <v:shapetype id="_x0000_t32" coordsize="21600,21600" o:spt="32" o:oned="t" path="m0,0l21600,21600e" filled="f">
                 <v:path arrowok="t" fillok="f" o:connecttype="none"/>
@@ -869,7 +869,7 @@
               </wp:anchor>
             </w:drawing>
           </mc:Choice>
-          <mc:Fallback xmlns:mo="http://schemas.microsoft.com/office/mac/office/2008/main" xmlns:mv="urn:schemas-microsoft-com:mac:vml">
+          <mc:Fallback xmlns:mv="urn:schemas-microsoft-com:mac:vml" xmlns:mo="http://schemas.microsoft.com/office/mac/office/2008/main">
             <w:pict>
               <v:shape id="Straight Arrow Connector 2" o:spid="_x0000_s1026" type="#_x0000_t32" style="position:absolute;margin-left:27pt;margin-top:29.4pt;width:63pt;height:27pt;flip:x;z-index:251660288;visibility:visible;mso-wrap-style:square;mso-wrap-distance-left:9pt;mso-wrap-distance-top:0;mso-wrap-distance-right:9pt;mso-wrap-distance-bottom:0;mso-position-horizontal:absolute;mso-position-horizontal-relative:text;mso-position-vertical:absolute;mso-position-vertical-relative:text" o:gfxdata="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" strokecolor="#4f81bd [3204]" strokeweight="2pt">
                 <v:stroke endarrow="open"/>
@@ -4291,18 +4291,67 @@
           <w:b/>
         </w:rPr>
       </w:pPr>
-    </w:p>
-    <w:p>
-      <w:pPr>
-        <w:rPr>
-          <w:b/>
-        </w:rPr>
-      </w:pPr>
-      <w:r>
-        <w:rPr>
-          <w:b/>
+      <w:bookmarkStart w:id="0" w:name="_GoBack"/>
+      <w:r>
+        <w:rPr>
+          <w:b/>
+          <w:noProof/>
         </w:rPr>
         <w:lastRenderedPageBreak/>
+        <w:drawing>
+          <wp:inline distT="0" distB="0" distL="0" distR="0" wp14:anchorId="15E7DDFC" wp14:editId="40701EC3">
+            <wp:extent cx="5486400" cy="3200400"/>
+            <wp:effectExtent l="0" t="0" r="0" b="0"/>
+            <wp:docPr id="5" name="Picture 5"/>
+            <wp:cNvGraphicFramePr>
+              <a:graphicFrameLocks xmlns:a="http://schemas.openxmlformats.org/drawingml/2006/main" noChangeAspect="1"/>
+            </wp:cNvGraphicFramePr>
+            <a:graphic xmlns:a="http://schemas.openxmlformats.org/drawingml/2006/main">
+              <a:graphicData uri="http://schemas.openxmlformats.org/drawingml/2006/picture">
+                <pic:pic xmlns:pic="http://schemas.openxmlformats.org/drawingml/2006/picture">
+                  <pic:nvPicPr>
+                    <pic:cNvPr id="0" name="midterm_sol_1.gif"/>
+                    <pic:cNvPicPr/>
+                  </pic:nvPicPr>
+                  <pic:blipFill>
+                    <a:blip r:embed="rId17">
+                      <a:extLst>
+                        <a:ext uri="{28A0092B-C50C-407E-A947-70E740481C1C}">
+                          <a14:useLocalDpi xmlns:a14="http://schemas.microsoft.com/office/drawing/2010/main" val="0"/>
+                        </a:ext>
+                      </a:extLst>
+                    </a:blip>
+                    <a:stretch>
+                      <a:fillRect/>
+                    </a:stretch>
+                  </pic:blipFill>
+                  <pic:spPr>
+                    <a:xfrm>
+                      <a:off x="0" y="0"/>
+                      <a:ext cx="5486400" cy="3200400"/>
+                    </a:xfrm>
+                    <a:prstGeom prst="rect">
+                      <a:avLst/>
+                    </a:prstGeom>
+                  </pic:spPr>
+                </pic:pic>
+              </a:graphicData>
+            </a:graphic>
+          </wp:inline>
+        </w:drawing>
+      </w:r>
+      <w:bookmarkEnd w:id="0"/>
+    </w:p>
+    <w:p>
+      <w:pPr>
+        <w:rPr>
+          <w:b/>
+        </w:rPr>
+      </w:pPr>
+      <w:r>
+        <w:rPr>
+          <w:b/>
+        </w:rPr>
         <w:t>Typography Questions – 15 Points</w:t>
       </w:r>
     </w:p>
@@ -4534,6 +4583,7 @@
         <w:rPr>
           <w:b/>
         </w:rPr>
+        <w:lastRenderedPageBreak/>
         <w:t>2-3 Paragraphs Expected</w:t>
       </w:r>
     </w:p>
@@ -4615,8 +4665,6 @@
         </w:rPr>
         <w:t>https://github.com/bb245/midterm</w:t>
       </w:r>
-      <w:bookmarkStart w:id="0" w:name="_GoBack"/>
-      <w:bookmarkEnd w:id="0"/>
     </w:p>
     <w:sectPr>
       <w:pgSz w:w="12240" w:h="15840"/>
